--- a/groups/project-lifecycle-and-release.docx
+++ b/groups/project-lifecycle-and-release.docx
@@ -18573,13 +18573,13 @@
       </w:r>
     </w:p>
     <w:bookmarkEnd w:id="51"/>
-    <w:bookmarkStart w:id="52" w:name="Xeaf1e92a9d37718ec05310cc48b5b0d689bba3a"/>
+    <w:bookmarkStart w:id="52" w:name="X098fe6ffd97ef1c23687525ba2fd6bb16de8804"/>
     <w:p>
       <w:pPr>
         <w:pStyle w:val="Heading3"/>
       </w:pPr>
       <w:r>
-        <w:t xml:space="preserve">§11.4.211 — Merge-conflict resolution during main→feature/product/flavor merges MUST run on the Fable model at xhigh effort (Opus xhigh fallback) (User mandate, 2026-07-16)</w:t>
+        <w:t xml:space="preserve">§11.4.211 — Merge-conflict resolution during main→feature/product/flavor merges MUST run on the Opus model at xhigh effort, ALWAYS — no Fable, no fallback model (User mandate, 2026-07-16; amended 2026-09-26)</w:t>
       </w:r>
     </w:p>
     <w:p>
@@ -18591,13 +18591,68 @@
           <w:b/>
           <w:bCs/>
         </w:rPr>
-        <w:t xml:space="preserve">Verbatim operator mandate (2026-07-16):</w:t>
-      </w:r>
-      <w:r>
-        <w:t xml:space="preserve"> </w:t>
-      </w:r>
-      <w:r>
-        <w:t xml:space="preserve">"During the merge of main branch to all feature/product/flavor branches of tracks 2 - 4, if conflicts happen they MUST BE resolved using Fable model with xhigh effort! If Fable is not available, then with Opus with xhigh! Add this MANDATORY RULE into constitution Submodule and its files CONSTITUTION.md, CLAUDE.md, AGENTS.md, QWEN.md, GEMINI.md, and other related relevant files!"</w:t>
+        <w:t xml:space="preserve">Verbatim operator mandate (2026-09-26,</w:t>
+      </w:r>
+      <w:r>
+        <w:rPr>
+          <w:b/>
+          <w:bCs/>
+        </w:rPr>
+        <w:t xml:space="preserve"> </w:t>
+      </w:r>
+      <w:r>
+        <w:rPr>
+          <w:rStyle w:val="VerbatimChar"/>
+          <w:b/>
+          <w:bCs/>
+        </w:rPr>
+        <w:t xml:space="preserve">CRITICAL</w:t>
+      </w:r>
+      <w:r>
+        <w:rPr>
+          <w:b/>
+          <w:bCs/>
+        </w:rPr>
+        <w:t xml:space="preserve">), superseding the model choice of the 2026-07-16 mandate below:</w:t>
+      </w:r>
+      <w:r>
+        <w:t xml:space="preserve"> </w:t>
+      </w:r>
+      <w:r>
+        <w:t xml:space="preserve">"Main model to use is Sonet, reviews and other heavy stuff have to be done by Opus instead of Fable!!! Fix this permanently on all levels!"</w:t>
+      </w:r>
+    </w:p>
+    <w:p>
+      <w:pPr>
+        <w:pStyle w:val="BodyText"/>
+      </w:pPr>
+      <w:r>
+        <w:rPr>
+          <w:b/>
+          <w:bCs/>
+        </w:rPr>
+        <w:t xml:space="preserve">Verbatim operator mandate (2026-07-16), WITHDRAWN as to its model choice, kept for lineage:</w:t>
+      </w:r>
+      <w:r>
+        <w:t xml:space="preserve"> </w:t>
+      </w:r>
+      <w:r>
+        <w:t xml:space="preserve">"During the merge of main branch to all feature/product/flavor branches of tracks 2 - 4, if conflicts happen they MUST BE resolved using Fable model with xhigh effort! If Fable is not available, then with Opus with xhigh! Add this MANDATORY RULE into constitution Submodule and its files CONSTITUTION.md, CLAUDE.md, AGENTS.md, QWEN.md, GEMINI.md, and other related relevant files!" Its SCOPE (every conflict-hitting main→feature/product/flavor merge) and its</w:t>
+      </w:r>
+      <w:r>
+        <w:t xml:space="preserve"> </w:t>
+      </w:r>
+      <w:r>
+        <w:rPr>
+          <w:rStyle w:val="VerbatimChar"/>
+        </w:rPr>
+        <w:t xml:space="preserve">xhigh</w:t>
+      </w:r>
+      <w:r>
+        <w:t xml:space="preserve"> </w:t>
+      </w:r>
+      <w:r>
+        <w:t xml:space="preserve">effort requirement stand; its Fable default and its Fable→Opus fallback ordering are withdrawn.</w:t>
       </w:r>
     </w:p>
     <w:p>
@@ -18633,7 +18688,7 @@
           <w:b/>
           <w:bCs/>
         </w:rPr>
-        <w:t xml:space="preserve">Fable model at</w:t>
+        <w:t xml:space="preserve">Opus model at</w:t>
       </w:r>
       <w:r>
         <w:rPr>
@@ -18665,65 +18720,38 @@
         <w:t xml:space="preserve">effort</w:t>
       </w:r>
       <w:r>
-        <w:t xml:space="preserve">. This is the merge-resolution analogue of §11.4.209 (which pins the same model + effort for code-REVIEW): §11.4.211 pins it for the DECISION-MAKING of conflict resolution (which side to keep, how to UNION both sides without loss, marker removal, semantic reconciliation of divergent edits).</w:t>
-      </w:r>
-      <w:r>
-        <w:t xml:space="preserve"> </w:t>
-      </w:r>
-      <w:r>
-        <w:rPr>
-          <w:b/>
-          <w:bCs/>
-        </w:rPr>
-        <w:t xml:space="preserve">(A) Fallback (closed, ordered):</w:t>
-      </w:r>
-      <w:r>
-        <w:t xml:space="preserve"> </w:t>
-      </w:r>
-      <w:r>
-        <w:t xml:space="preserve">ONLY when Fable is genuinely unavailable (not configured / rate-limited / unreachable, established as FACT per §11.4.6 — never a guessed unavailability) the conflict resolution MUST run on</w:t>
-      </w:r>
-      <w:r>
-        <w:t xml:space="preserve"> </w:t>
-      </w:r>
-      <w:r>
-        <w:rPr>
-          <w:b/>
-          <w:bCs/>
-        </w:rPr>
+        <w:t xml:space="preserve">, ALWAYS. This is the merge-resolution analogue of §11.4.209 (which pins the same model + effort for code-REVIEW): §11.4.211 pins it for the DECISION-MAKING of conflict resolution (which side to keep, how to UNION both sides without loss, marker removal, semantic reconciliation of divergent edits).</w:t>
+      </w:r>
+      <w:r>
+        <w:t xml:space="preserve"> </w:t>
+      </w:r>
+      <w:r>
+        <w:rPr>
+          <w:b/>
+          <w:bCs/>
+        </w:rPr>
+        <w:t xml:space="preserve">(A) One substrate — no fallback model:</w:t>
+      </w:r>
+      <w:r>
+        <w:t xml:space="preserve"> </w:t>
+      </w:r>
+      <w:r>
         <w:t xml:space="preserve">Opus at</w:t>
       </w:r>
       <w:r>
-        <w:rPr>
-          <w:b/>
-          <w:bCs/>
-        </w:rPr>
-        <w:t xml:space="preserve"> </w:t>
-      </w:r>
-      <w:r>
-        <w:rPr>
-          <w:rStyle w:val="VerbatimChar"/>
-          <w:b/>
-          <w:bCs/>
+        <w:t xml:space="preserve"> </w:t>
+      </w:r>
+      <w:r>
+        <w:rPr>
+          <w:rStyle w:val="VerbatimChar"/>
         </w:rPr>
         <w:t xml:space="preserve">xhigh</w:t>
       </w:r>
       <w:r>
-        <w:rPr>
-          <w:b/>
-          <w:bCs/>
-        </w:rPr>
-        <w:t xml:space="preserve"> </w:t>
-      </w:r>
-      <w:r>
-        <w:rPr>
-          <w:b/>
-          <w:bCs/>
-        </w:rPr>
-        <w:t xml:space="preserve">effort</w:t>
-      </w:r>
-      <w:r>
-        <w:t xml:space="preserve">; a lower-effort or a non-Fable/non-Opus model is NOT an acceptable substrate for resolving merge conflicts.</w:t>
+        <w:t xml:space="preserve"> </w:t>
+      </w:r>
+      <w:r>
+        <w:t xml:space="preserve">is the ONLY permitted conflict-resolution substrate; Fable is NOT permitted in any role, and a lower-effort or any other model is NOT an acceptable substrate. When Opus at</w:t>
       </w:r>
       <w:r>
         <w:t xml:space="preserve"> </w:t>
@@ -18738,7 +18766,22 @@
         <w:t xml:space="preserve"> </w:t>
       </w:r>
       <w:r>
-        <w:t xml:space="preserve">effort is REQUIRED in both cases — a careless conflict resolution silently drops a commit or commits a marker (§9 / §11.4.41 step 3), so the highest-effort scrutiny is mandatory.</w:t>
+        <w:t xml:space="preserve">is genuinely unavailable (not configured / rate-limited / unreachable, established as FACT per §11.4.6 — never a guessed unavailability), the conflict resolution is BLOCKED and deferred: the unavailability fact is recorded, the merge is NOT completed on a substitute model, and the branch is left quiescent with no conflict marker committed (§11.4.84 / §11.4.41 step 3).</w:t>
+      </w:r>
+      <w:r>
+        <w:t xml:space="preserve"> </w:t>
+      </w:r>
+      <w:r>
+        <w:rPr>
+          <w:rStyle w:val="VerbatimChar"/>
+        </w:rPr>
+        <w:t xml:space="preserve">xhigh</w:t>
+      </w:r>
+      <w:r>
+        <w:t xml:space="preserve"> </w:t>
+      </w:r>
+      <w:r>
+        <w:t xml:space="preserve">effort is REQUIRED — a careless conflict resolution silently drops a commit or commits a marker (§9 / §11.4.41 step 3), so the highest-effort scrutiny is mandatory.</w:t>
       </w:r>
       <w:r>
         <w:t xml:space="preserve"> </w:t>
@@ -18816,7 +18859,19 @@
         <w:t xml:space="preserve"> </w:t>
       </w:r>
       <w:r>
-        <w:t xml:space="preserve">A merge whose conflicts were resolved on a weaker model / lower effort than Fable-xhigh (or Opus-xhigh on genuine Fable-unavailability) is a §11.4 bluff at the merge-resolution-substrate layer — the merge's captured evidence MUST record which model + effort resolved the conflicts (and, on fallback, the FACT of Fable's unavailability). STRICT EXTENSION of §11.4.209 (which pins Fable-xhigh / Opus-xhigh for code-REVIEW) applied to merge-CONFLICT resolution; STRENGTHENS §11.4.188 / §11.4.195 / §11.4.41 by pinning the substrate of their conflict-resolution step — the two anchors are the review-side (§11.4.209) and merge-side (§11.4.211) halves of the same Fable-xhigh substrate discipline.</w:t>
+        <w:t xml:space="preserve">A merge whose conflicts were resolved on any model other than Opus, or at an effort below</w:t>
+      </w:r>
+      <w:r>
+        <w:t xml:space="preserve"> </w:t>
+      </w:r>
+      <w:r>
+        <w:rPr>
+          <w:rStyle w:val="VerbatimChar"/>
+        </w:rPr>
+        <w:t xml:space="preserve">xhigh</w:t>
+      </w:r>
+      <w:r>
+        <w:t xml:space="preserve">, is a §11.4 bluff at the merge-resolution-substrate layer — the merge's captured evidence MUST record which model + effort resolved the conflicts (and, when blocked, the FACT of Opus's unavailability). STRICT EXTENSION of §11.4.209 (which pins Opus-xhigh for code-REVIEW) applied to merge-CONFLICT resolution; STRENGTHENS §11.4.188 / §11.4.195 / §11.4.41 by pinning the substrate of their conflict-resolution step — the two anchors are the review-side (§11.4.209) and merge-side (§11.4.211) halves of the same Opus-xhigh substrate discipline.</w:t>
       </w:r>
     </w:p>
     <w:p>
@@ -18863,13 +18918,25 @@
         <w:rPr>
           <w:rStyle w:val="VerbatimChar"/>
         </w:rPr>
-        <w:t xml:space="preserve">CM-MERGE-CONFLICT-FABLE-XHIGH</w:t>
-      </w:r>
-      <w:r>
-        <w:t xml:space="preserve"> </w:t>
-      </w:r>
-      <w:r>
-        <w:t xml:space="preserve">(a main→feature/product/flavor merge that resolved conflicts records model=Fable + effort=xhigh, OR model=Opus + effort=xhigh with a recorded Fable-unavailability fact) + paired §1.1 meta-test mutation (record a conflict-resolving merge on a lower-effort or non-Fable/non-Opus model without a Fable-unavailability fact → the gate FAILs; strip the literal → the propagation gate FAILs; gate-code = separate work item).</w:t>
+        <w:t xml:space="preserve">CM-MERGE-CONFLICT-OPUS-XHIGH</w:t>
+      </w:r>
+      <w:r>
+        <w:t xml:space="preserve"> </w:t>
+      </w:r>
+      <w:r>
+        <w:t xml:space="preserve">(renamed by the 2026-09-26 amendment; the retired predecessor token is cited in</w:t>
+      </w:r>
+      <w:r>
+        <w:t xml:space="preserve"> </w:t>
+      </w:r>
+      <w:r>
+        <w:rPr>
+          <w:rStyle w:val="VerbatimChar"/>
+        </w:rPr>
+        <w:t xml:space="preserve">scripts/gates/gate_ledger_removals.tsv</w:t>
+      </w:r>
+      <w:r>
+        <w:t xml:space="preserve">) (a main→feature/product/flavor merge that resolved conflicts records model=Opus + effort=xhigh; a merge recorded BLOCKED with a captured Opus-unavailability fact MUST NOT fire the gate — the §11.4.201(1) false-positive guard) + paired §1.1 meta-test mutation (record a conflict-resolving merge on a non-Opus model or a lower effort → the gate FAILs; strip the literal → the propagation gate FAILs; gate-code = separate work item).</w:t>
       </w:r>
     </w:p>
     <w:p>
@@ -18933,7 +19000,7 @@
         <w:rPr>
           <w:rStyle w:val="VerbatimChar"/>
         </w:rPr>
-        <w:t xml:space="preserve">--skip-fable-merge-resolution</w:t>
+        <w:t xml:space="preserve">--skip-opus-merge-resolution</w:t>
       </w:r>
       <w:r>
         <w:t xml:space="preserve">,</w:t>
@@ -18969,7 +19036,7 @@
         <w:rPr>
           <w:rStyle w:val="VerbatimChar"/>
         </w:rPr>
-        <w:t xml:space="preserve">--fallback-without-fable-unavailability-proof</w:t>
+        <w:t xml:space="preserve">--substitute-model-on-unavailability</w:t>
       </w:r>
       <w:r>
         <w:t xml:space="preserve"> </w:t>
@@ -20263,7 +20330,7 @@
         <w:t xml:space="preserve"> </w:t>
       </w:r>
       <w:r>
-        <w:t xml:space="preserve">The moment the SOURCE fixes of a batch are done AND proven-correct — proven-correct = the mandatory independent SOURCE-correctness review has returned a clean GO (§11.4.125/§11.4.142/§11.4.194 on the source diff, on the §11.4.209 Fable-</w:t>
+        <w:t xml:space="preserve">The moment the SOURCE fixes of a batch are done AND proven-correct — proven-correct = the mandatory independent SOURCE-correctness review has returned a clean GO (§11.4.125/§11.4.142/§11.4.194 on the source diff, on the §11.4.209 Opus-</w:t>
       </w:r>
       <w:r>
         <w:rPr>
@@ -20329,7 +20396,7 @@
         <w:t xml:space="preserve"> </w:t>
       </w:r>
       <w:r>
-        <w:t xml:space="preserve">relocates the TEST-INSTRUMENTATION re-review + gate/check hardening OFF the build critical path; does NOT weaken any substantive gate. The SOURCE-correctness review (§11.4.125/§11.4.142/§11.4.194 Fable-</w:t>
+        <w:t xml:space="preserve">relocates the TEST-INSTRUMENTATION re-review + gate/check hardening OFF the build critical path; does NOT weaken any substantive gate. The SOURCE-correctness review (§11.4.125/§11.4.142/§11.4.194 Opus-</w:t>
       </w:r>
       <w:r>
         <w:rPr>
@@ -21020,7 +21087,7 @@
         <w:t xml:space="preserve"> </w:t>
       </w:r>
       <w:r>
-        <w:t xml:space="preserve">Every shipped work product satisfies ALL of: (1) FUNCTIONAL COMPLETENESS — every stated capability wired + verified on a clean target per §11.4.108, no unwired feature, no dead-code path (§11.4.124); (2) OBSERVABILITY — health endpoint, structured logs, per-operation metrics, distributed-trace-ready surface, evidence-capture at every gate (§11.4.85 stress+chaos telemetry, §11.4.128 always-on recording); (3) RESILIENCE — real failure-injection tested per §11.4.85 (chaos: process death, network fault, resource exhaustion, state corruption); recovery is verified never assumed; (4) SECURITY — SonarQube CLI installed + scanned (§11.4.184), no leaked credentials (§11.4.10 pre-store audit), supply-chain integrity at the fleet minimum level (SLSA Build Level 2 per §11.4.246); (5) PERFORMANCE — measured under sustained load per §11.4.85, latency + throughput + resource footprint within declared SLOs; (6) MAINTAINABILITY — code review passed at Fable-xhigh (§11.4.209) with zero findings + zero warnings iterated to GO per §11.4.134; (7) DEPLOYABILITY — rootless container per §11.4.161, deterministic build + reproducible artifact per §11.4.108 layer 2, deployment verified via §11.4.200 target-isolation + §11.4.108 layer 3 runtime-signature; (8) DOCUMENTABILITY — §11.4.257 (manuals/guides/FAQ) + §11.4.258 (diagrams) + §11.4.259 (badges) all GREEN; (9) TESTABILITY — §11.4.27/§11.4.169 seven-type breadth + §11.4.224 coverage floor, every gate paired §1.1 mutation, every regression permanently guarded per §11.4.135; (10) OPERATIONAL RUNBOOK — for every non-trivial failure mode a documented remediation path (§11.4.257 guide class).</w:t>
+        <w:t xml:space="preserve">Every shipped work product satisfies ALL of: (1) FUNCTIONAL COMPLETENESS — every stated capability wired + verified on a clean target per §11.4.108, no unwired feature, no dead-code path (§11.4.124); (2) OBSERVABILITY — health endpoint, structured logs, per-operation metrics, distributed-trace-ready surface, evidence-capture at every gate (§11.4.85 stress+chaos telemetry, §11.4.128 always-on recording); (3) RESILIENCE — real failure-injection tested per §11.4.85 (chaos: process death, network fault, resource exhaustion, state corruption); recovery is verified never assumed; (4) SECURITY — SonarQube CLI installed + scanned (§11.4.184), no leaked credentials (§11.4.10 pre-store audit), supply-chain integrity at the fleet minimum level (SLSA Build Level 2 per §11.4.246); (5) PERFORMANCE — measured under sustained load per §11.4.85, latency + throughput + resource footprint within declared SLOs; (6) MAINTAINABILITY — code review passed at Opus-xhigh (§11.4.209) with zero findings + zero warnings iterated to GO per §11.4.134; (7) DEPLOYABILITY — rootless container per §11.4.161, deterministic build + reproducible artifact per §11.4.108 layer 2, deployment verified via §11.4.200 target-isolation + §11.4.108 layer 3 runtime-signature; (8) DOCUMENTABILITY — §11.4.257 (manuals/guides/FAQ) + §11.4.258 (diagrams) + §11.4.259 (badges) all GREEN; (9) TESTABILITY — §11.4.27/§11.4.169 seven-type breadth + §11.4.224 coverage floor, every gate paired §1.1 mutation, every regression permanently guarded per §11.4.135; (10) OPERATIONAL RUNBOOK — for every non-trivial failure mode a documented remediation path (§11.4.257 guide class).</w:t>
       </w:r>
     </w:p>
     <w:p>

--- a/groups/project-lifecycle-and-release.docx
+++ b/groups/project-lifecycle-and-release.docx
@@ -18573,13 +18573,13 @@
       </w:r>
     </w:p>
     <w:bookmarkEnd w:id="51"/>
-    <w:bookmarkStart w:id="52" w:name="X098fe6ffd97ef1c23687525ba2fd6bb16de8804"/>
+    <w:bookmarkStart w:id="52" w:name="X0220859816353b92897f1a4bf960ef8da1076c8"/>
     <w:p>
       <w:pPr>
         <w:pStyle w:val="Heading3"/>
       </w:pPr>
       <w:r>
-        <w:t xml:space="preserve">§11.4.211 — Merge-conflict resolution during main→feature/product/flavor merges MUST run on the Opus model at xhigh effort, ALWAYS — no Fable, no fallback model (User mandate, 2026-07-16; amended 2026-09-26)</w:t>
+        <w:t xml:space="preserve">§11.4.211 — Merge-conflict resolution during main→feature/product/flavor merges MUST run on the Opus model at xhigh effort as PRIMARY substrate, with a genuine-unavailability Sonnet fallback — no Fable (User mandate, 2026-07-16; amended 2026-09-26; amended again 2026-10-04 to add the Sonnet-fallback clause)</w:t>
       </w:r>
     </w:p>
     <w:p>
@@ -18591,6 +18591,46 @@
           <w:b/>
           <w:bCs/>
         </w:rPr>
+        <w:t xml:space="preserve">Verbatim operator mandate (2026-10-04,</w:t>
+      </w:r>
+      <w:r>
+        <w:rPr>
+          <w:b/>
+          <w:bCs/>
+        </w:rPr>
+        <w:t xml:space="preserve"> </w:t>
+      </w:r>
+      <w:r>
+        <w:rPr>
+          <w:rStyle w:val="VerbatimChar"/>
+          <w:b/>
+          <w:bCs/>
+        </w:rPr>
+        <w:t xml:space="preserve">CRITICAL</w:t>
+      </w:r>
+      <w:r>
+        <w:rPr>
+          <w:b/>
+          <w:bCs/>
+        </w:rPr>
+        <w:t xml:space="preserve">), AMENDING clause (A) below — adds a genuine-unavailability fallback, does not change the primary substrate:</w:t>
+      </w:r>
+      <w:r>
+        <w:t xml:space="preserve"> </w:t>
+      </w:r>
+      <w:r>
+        <w:t xml:space="preserve">"If we do not have access to Opus model for some reason but only to Sonnet, we MUST USE what we have! Reviews MUST BE done. Ideally with Opus model, however Sonet MUST BE used if Opus for any reason cannot be used! Add this / extend into main constiotution Submodule and apply the rule asap so nothing is blocked with review which is not performed yet! We MUST BE maximally efficient! Work MUST BE performed with all means we have at particular moment!"</w:t>
+      </w:r>
+    </w:p>
+    <w:p>
+      <w:pPr>
+        <w:pStyle w:val="BodyText"/>
+      </w:pPr>
+      <w:r>
+        <w:rPr>
+          <w:b/>
+          <w:bCs/>
+        </w:rPr>
         <w:t xml:space="preserve">Verbatim operator mandate (2026-09-26,</w:t>
       </w:r>
       <w:r>
@@ -18720,17 +18760,20 @@
         <w:t xml:space="preserve">effort</w:t>
       </w:r>
       <w:r>
-        <w:t xml:space="preserve">, ALWAYS. This is the merge-resolution analogue of §11.4.209 (which pins the same model + effort for code-REVIEW): §11.4.211 pins it for the DECISION-MAKING of conflict resolution (which side to keep, how to UNION both sides without loss, marker removal, semantic reconciliation of divergent edits).</w:t>
-      </w:r>
-      <w:r>
-        <w:t xml:space="preserve"> </w:t>
-      </w:r>
-      <w:r>
-        <w:rPr>
-          <w:b/>
-          <w:bCs/>
-        </w:rPr>
-        <w:t xml:space="preserve">(A) One substrate — no fallback model:</w:t>
+        <w:t xml:space="preserve"> </w:t>
+      </w:r>
+      <w:r>
+        <w:t xml:space="preserve">as PRIMARY substrate. This is the merge-resolution analogue of §11.4.209 (which pins the same model + effort for code-REVIEW): §11.4.211 pins it for the DECISION-MAKING of conflict resolution (which side to keep, how to UNION both sides without loss, marker removal, semantic reconciliation of divergent edits).</w:t>
+      </w:r>
+      <w:r>
+        <w:t xml:space="preserve"> </w:t>
+      </w:r>
+      <w:r>
+        <w:rPr>
+          <w:b/>
+          <w:bCs/>
+        </w:rPr>
+        <w:t xml:space="preserve">(A) PRIMARY substrate Opus-xhigh + genuine-unavailability SONNET FALLBACK (amended 2026-10-04) — no Fable:</w:t>
       </w:r>
       <w:r>
         <w:t xml:space="preserve"> </w:t>
@@ -18751,7 +18794,7 @@
         <w:t xml:space="preserve"> </w:t>
       </w:r>
       <w:r>
-        <w:t xml:space="preserve">is the ONLY permitted conflict-resolution substrate; Fable is NOT permitted in any role, and a lower-effort or any other model is NOT an acceptable substrate. When Opus at</w:t>
+        <w:t xml:space="preserve">is the PRIMARY and preferred conflict-resolution substrate; Fable is NOT permitted in any role, ever, and no lower effort for Opus itself is acceptable. When Opus at</w:t>
       </w:r>
       <w:r>
         <w:t xml:space="preserve"> </w:t>
@@ -18766,7 +18809,23 @@
         <w:t xml:space="preserve"> </w:t>
       </w:r>
       <w:r>
-        <w:t xml:space="preserve">is genuinely unavailable (not configured / rate-limited / unreachable, established as FACT per §11.4.6 — never a guessed unavailability), the conflict resolution is BLOCKED and deferred: the unavailability fact is recorded, the merge is NOT completed on a substitute model, and the branch is left quiescent with no conflict marker committed (§11.4.84 / §11.4.41 step 3).</w:t>
+        <w:t xml:space="preserve">is genuinely unavailable (not configured / rate-limited / unreachable, established as FACT per §11.4.6 — never a guessed unavailability), the conflict resolution MUST be carried out on</w:t>
+      </w:r>
+      <w:r>
+        <w:t xml:space="preserve"> </w:t>
+      </w:r>
+      <w:r>
+        <w:rPr>
+          <w:b/>
+          <w:bCs/>
+        </w:rPr>
+        <w:t xml:space="preserve">Sonnet</w:t>
+      </w:r>
+      <w:r>
+        <w:t xml:space="preserve"> </w:t>
+      </w:r>
+      <w:r>
+        <w:t xml:space="preserve">(at the highest effort the dispatch path can set) rather than blocked — the sole sanctioned fallback, per the verbatim 2026-10-04 operator mandate: resolve the conflict with whatever capable means are actually available, Opus ideally, Sonnet when Opus genuinely cannot be used; the Opus-unavailability FACT and the Sonnet-fallback substitution MUST both be recorded honestly in the merge's captured evidence (§11.4.5/§11.4.69) — a Sonnet-resolved merge is NEVER silently presented as if Opus resolved it.</w:t>
       </w:r>
       <w:r>
         <w:t xml:space="preserve"> </w:t>
@@ -18781,7 +18840,7 @@
         <w:t xml:space="preserve"> </w:t>
       </w:r>
       <w:r>
-        <w:t xml:space="preserve">effort is REQUIRED — a careless conflict resolution silently drops a commit or commits a marker (§9 / §11.4.41 step 3), so the highest-effort scrutiny is mandatory.</w:t>
+        <w:t xml:space="preserve">effort is REQUIRED on whichever substrate actually resolves the conflict WHERE THE DISPATCH PATH CAN SET IT — a careless conflict resolution silently drops a commit or commits a marker (§9 / §11.4.41 step 3), so the highest-effort scrutiny is mandatory regardless of model; where the dispatch path cannot set or report effort (the §11.4.231(F.2) harness gap), clause (D)'s honesty rule governs: the gap is recorded, never silently claimed as xhigh unverified. ONLY when BOTH Opus and Sonnet are genuinely unavailable (each established as its own captured FACT per §11.4.6, never guessed) is the conflict resolution BLOCKED and deferred: the unavailability fact is recorded, the merge is NOT completed, and the branch is left quiescent with no conflict marker committed (§11.4.84 / §11.4.41 step 3).</w:t>
       </w:r>
       <w:r>
         <w:t xml:space="preserve"> </w:t>
@@ -18859,7 +18918,7 @@
         <w:t xml:space="preserve"> </w:t>
       </w:r>
       <w:r>
-        <w:t xml:space="preserve">A merge whose conflicts were resolved on any model other than Opus, or at an effort below</w:t>
+        <w:t xml:space="preserve">A merge whose conflicts were resolved on Fable or any model other than Opus or the sanctioned Sonnet fallback, or at an effort below</w:t>
       </w:r>
       <w:r>
         <w:t xml:space="preserve"> </w:t>
@@ -18871,15 +18930,45 @@
         <w:t xml:space="preserve">xhigh</w:t>
       </w:r>
       <w:r>
-        <w:t xml:space="preserve">, is a §11.4 bluff at the merge-resolution-substrate layer — the merge's captured evidence MUST record which model + effort resolved the conflicts (and, when blocked, the FACT of Opus's unavailability). STRICT EXTENSION of §11.4.209 (which pins Opus-xhigh for code-REVIEW) applied to merge-CONFLICT resolution; STRENGTHENS §11.4.188 / §11.4.195 / §11.4.41 by pinning the substrate of their conflict-resolution step — the two anchors are the review-side (§11.4.209) and merge-side (§11.4.211) halves of the same Opus-xhigh substrate discipline.</w:t>
-      </w:r>
-    </w:p>
-    <w:p>
-      <w:pPr>
-        <w:pStyle w:val="BodyText"/>
-      </w:pPr>
-      <w:r>
-        <w:t xml:space="preserve">Classification: universal (§11.4.17). Composes §11.4.209 / §11.4.188 / §11.4.195 / §11.4.41 / §11.4.113 / §9 / §9.2 / §11.4.6 / §11.4.167(D)(I) / §11.4.84 / §11.4.37 / §11.4.71 / §11.4.196 (model/alias selection). Propagation gate</w:t>
+        <w:t xml:space="preserve">, or on Sonnet with no recorded Opus-unavailability fact, is a §11.4 bluff at the merge-resolution-substrate layer — the merge's captured evidence MUST record which model + effort resolved the conflicts (and, when blocked, the FACT that both Opus and Sonnet were unavailable). Where the dispatch path cannot set or report the effort (the §11.4.231(F.2) harness gap), the evidence records that gap honestly and the merge is never claimed to have run at</w:t>
+      </w:r>
+      <w:r>
+        <w:t xml:space="preserve"> </w:t>
+      </w:r>
+      <w:r>
+        <w:rPr>
+          <w:rStyle w:val="VerbatimChar"/>
+        </w:rPr>
+        <w:t xml:space="preserve">xhigh</w:t>
+      </w:r>
+      <w:r>
+        <w:t xml:space="preserve"> </w:t>
+      </w:r>
+      <w:r>
+        <w:t xml:space="preserve">on an unverified basis. STRICT EXTENSION of §11.4.209 (which pins Opus-xhigh for code-REVIEW) applied to merge-CONFLICT resolution; STRENGTHENS §11.4.188 / §11.4.195 / §11.4.41 by pinning the substrate of their conflict-resolution step — the two anchors are the review-side (§11.4.209) and merge-side (§11.4.211) halves of the same Opus-xhigh-primary-plus-Sonnet-fallback substrate discipline.</w:t>
+      </w:r>
+    </w:p>
+    <w:p>
+      <w:pPr>
+        <w:pStyle w:val="BodyText"/>
+      </w:pPr>
+      <w:r>
+        <w:t xml:space="preserve">Classification: universal (§11.4.17). Composes §11.4.209 (the review-side half of this same amended substrate discipline) / §11.4.183 (maximal multi-agent utilization — the reason a genuine Opus gap defers to Sonnet rather than blocking, never reduces to idle waiting) / §11.4.188 / §11.4.195 / §11.4.41 / §11.4.113 / §9 / §9.2 / §11.4.6 / §11.4.167(D)(I) / §11.4.84 / §11.4.37 / §11.4.71 / §11.4.196 (model/alias selection) / §11.4.231(A) (the</w:t>
+      </w:r>
+      <w:r>
+        <w:t xml:space="preserve"> </w:t>
+      </w:r>
+      <w:r>
+        <w:rPr>
+          <w:rStyle w:val="VerbatimChar"/>
+        </w:rPr>
+        <w:t xml:space="preserve">sonnet</w:t>
+      </w:r>
+      <w:r>
+        <w:t xml:space="preserve"> </w:t>
+      </w:r>
+      <w:r>
+        <w:t xml:space="preserve">rung this fallback draws on). Propagation gate</w:t>
       </w:r>
       <w:r>
         <w:t xml:space="preserve"> </w:t>
@@ -18936,7 +19025,7 @@
         <w:t xml:space="preserve">scripts/gates/gate_ledger_removals.tsv</w:t>
       </w:r>
       <w:r>
-        <w:t xml:space="preserve">) (a main→feature/product/flavor merge that resolved conflicts records model=Opus + effort=xhigh; a merge recorded BLOCKED with a captured Opus-unavailability fact MUST NOT fire the gate — the §11.4.201(1) false-positive guard) + paired §1.1 meta-test mutation (record a conflict-resolving merge on a non-Opus model or a lower effort → the gate FAILs; strip the literal → the propagation gate FAILs; gate-code = separate work item).</w:t>
+        <w:t xml:space="preserve">; amended 2026-10-04) (a main→feature/product/flavor merge that resolved conflicts records model=Opus + effort=xhigh (or, on a dispatch path that cannot set effort, that §11.4.231(F.2) harness gap honestly recorded instead of a claimed xhigh), OR model=Sonnet carrying a captured Opus-unavailability FACT under the SAME effort-or-honest-gap rule; a merge recorded on Fable/any other model, recorded as xhigh when the dispatch path could not actually set it, or on Sonnet with no recorded Opus-unavailability fact, FAILs; a merge recorded BLOCKED with a captured fact that BOTH Opus AND Sonnet were unavailable is honest and MUST NOT fire the gate — the §11.4.201(1) false-positive guard) + paired §1.1 meta-test mutation (record a conflict-resolving merge on a non-Opus/non-Sonnet model, or claiming xhigh when the dispatch path could not actually set it, or on Sonnet with no recorded Opus-unavailability fact → the gate FAILs; strip the literal → the propagation gate FAILs; gate-code = separate work item).</w:t>
       </w:r>
     </w:p>
     <w:p>
@@ -18979,7 +19068,7 @@
         <w:pStyle w:val="BodyText"/>
       </w:pPr>
       <w:r>
-        <w:t xml:space="preserve">Non-compliance is a release blocker. No escape hatch — no</w:t>
+        <w:t xml:space="preserve">Non-compliance is a release blocker. No escape hatch beyond the sanctioned (A) Sonnet fallback (which itself requires a captured Opus-unavailability FACT, never a guess) — no</w:t>
       </w:r>
       <w:r>
         <w:t xml:space="preserve"> </w:t>
@@ -19036,7 +19125,31 @@
         <w:rPr>
           <w:rStyle w:val="VerbatimChar"/>
         </w:rPr>
-        <w:t xml:space="preserve">--substitute-model-on-unavailability</w:t>
+        <w:t xml:space="preserve">--escalate-to-fable</w:t>
+      </w:r>
+      <w:r>
+        <w:t xml:space="preserve">,</w:t>
+      </w:r>
+      <w:r>
+        <w:t xml:space="preserve"> </w:t>
+      </w:r>
+      <w:r>
+        <w:rPr>
+          <w:rStyle w:val="VerbatimChar"/>
+        </w:rPr>
+        <w:t xml:space="preserve">--sonnet-fallback-without-recorded-fact</w:t>
+      </w:r>
+      <w:r>
+        <w:t xml:space="preserve">,</w:t>
+      </w:r>
+      <w:r>
+        <w:t xml:space="preserve"> </w:t>
+      </w:r>
+      <w:r>
+        <w:rPr>
+          <w:rStyle w:val="VerbatimChar"/>
+        </w:rPr>
+        <w:t xml:space="preserve">--leave-merge-blocked-while-sonnet-reachable</w:t>
       </w:r>
       <w:r>
         <w:t xml:space="preserve"> </w:t>
@@ -20306,13 +20419,13 @@
       </w:r>
     </w:p>
     <w:bookmarkEnd w:id="54"/>
-    <w:bookmarkStart w:id="55" w:name="X2487f836e0eeaef603b4b44a5a28139475d0b12"/>
+    <w:bookmarkStart w:id="55" w:name="Xc2cde3ece6a1fbc12ff1b4a88d80728eda7547e"/>
     <w:p>
       <w:pPr>
         <w:pStyle w:val="Heading3"/>
       </w:pPr>
       <w:r>
-        <w:t xml:space="preserve">§11.4.235 — Build-and-deploy the moment source fixes are proven-correct (test-side hardening is a parallel stage, never a build gate) + post-deploy version increment (operator mandate, 2026-07-27)</w:t>
+        <w:t xml:space="preserve">§11.4.235 — Build-and-deploy the moment source fixes are proven-correct (test-side hardening is a parallel stage, never a build gate) + post-deploy version increment + per-group flash-every-eligible-target live verification with a decimal-carry version increment (operator mandate, 2026-07-27; clause (E) added 2026-10-09)</w:t>
       </w:r>
     </w:p>
     <w:p>
@@ -20390,13 +20503,743 @@
           <w:b/>
           <w:bCs/>
         </w:rPr>
-        <w:t xml:space="preserve">Honest boundary (§11.4.6):</w:t>
-      </w:r>
-      <w:r>
-        <w:t xml:space="preserve"> </w:t>
-      </w:r>
-      <w:r>
-        <w:t xml:space="preserve">relocates the TEST-INSTRUMENTATION re-review + gate/check hardening OFF the build critical path; does NOT weaken any substantive gate. The SOURCE-correctness review (§11.4.125/§11.4.142/§11.4.194 Opus-</w:t>
+        <w:t xml:space="preserve">(D) FINDING-LAYER CLASSIFIER — the decidable split clause (A) relies on, mandatory at every §11.4.125/§11.4.142/§11.4.194 review verdict (added 2026-10-03; research-derived from the §11.4.230 four-agent audit of this project's own SpecKit-004 T048 remediation saga).</w:t>
+      </w:r>
+      <w:r>
+        <w:t xml:space="preserve"> </w:t>
+      </w:r>
+      <w:r>
+        <w:t xml:space="preserve">Every finding a code-review verdict records (§11.4.115(F) machine-written) MUST carry exactly one</w:t>
+      </w:r>
+      <w:r>
+        <w:t xml:space="preserve"> </w:t>
+      </w:r>
+      <w:r>
+        <w:rPr>
+          <w:rStyle w:val="VerbatimChar"/>
+        </w:rPr>
+        <w:t xml:space="preserve">finding_layer</w:t>
+      </w:r>
+      <w:r>
+        <w:t xml:space="preserve"> </w:t>
+      </w:r>
+      <w:r>
+        <w:t xml:space="preserve">from the closed set</w:t>
+      </w:r>
+      <w:r>
+        <w:t xml:space="preserve"> </w:t>
+      </w:r>
+      <w:r>
+        <w:rPr>
+          <w:rStyle w:val="VerbatimChar"/>
+        </w:rPr>
+        <w:t xml:space="preserve">{source-defect | test-instrumentation | process-doc}</w:t>
+      </w:r>
+      <w:r>
+        <w:t xml:space="preserve"> </w:t>
+      </w:r>
+      <w:r>
+        <w:t xml:space="preserve">(a field DISTINCT from any other per-finding classification the review record already carries — e.g. this project's own</w:t>
+      </w:r>
+      <w:r>
+        <w:t xml:space="preserve"> </w:t>
+      </w:r>
+      <w:r>
+        <w:rPr>
+          <w:rStyle w:val="VerbatimChar"/>
+        </w:rPr>
+        <w:t xml:space="preserve">review_record.py</w:t>
+      </w:r>
+      <w:r>
+        <w:t xml:space="preserve"> </w:t>
+      </w:r>
+      <w:r>
+        <w:t xml:space="preserve">pre-existing</w:t>
+      </w:r>
+      <w:r>
+        <w:t xml:space="preserve"> </w:t>
+      </w:r>
+      <w:r>
+        <w:rPr>
+          <w:rStyle w:val="VerbatimChar"/>
+        </w:rPr>
+        <w:t xml:space="preserve">"class"</w:t>
+      </w:r>
+      <w:r>
+        <w:t xml:space="preserve"> </w:t>
+      </w:r>
+      <w:r>
+        <w:t xml:space="preserve">field</w:t>
+      </w:r>
+      <w:r>
+        <w:t xml:space="preserve"> </w:t>
+      </w:r>
+      <w:r>
+        <w:rPr>
+          <w:rStyle w:val="VerbatimChar"/>
+        </w:rPr>
+        <w:t xml:space="preserve">{mechanical | judgment | false-positive}</w:t>
+      </w:r>
+      <w:r>
+        <w:t xml:space="preserve"> </w:t>
+      </w:r>
+      <w:r>
+        <w:t xml:space="preserve">is a different axis and is unaffected):</w:t>
+      </w:r>
+      <w:r>
+        <w:t xml:space="preserve"> </w:t>
+      </w:r>
+      <w:r>
+        <w:rPr>
+          <w:rStyle w:val="VerbatimChar"/>
+        </w:rPr>
+        <w:t xml:space="preserve">source-defect</w:t>
+      </w:r>
+      <w:r>
+        <w:t xml:space="preserve"> </w:t>
+      </w:r>
+      <w:r>
+        <w:t xml:space="preserve">— the finding shows the SHIPPED artifact's own behaviour wrong, unsafe or exploitable as it will actually run, OR invalidates the evidence that proves THIS batch's fixes correct (their §11.4.115 RED→GREEN guard, §11.4.108 runtime signature, or covering test per §11.4.125(6) — a proving guard that cannot fail or whose reviewer-authored mutation survives per §11.4.194(6)(d) means the source is NOT proven-correct);</w:t>
+      </w:r>
+      <w:r>
+        <w:t xml:space="preserve"> </w:t>
+      </w:r>
+      <w:r>
+        <w:rPr>
+          <w:rStyle w:val="VerbatimChar"/>
+        </w:rPr>
+        <w:t xml:space="preserve">test-instrumentation</w:t>
+      </w:r>
+      <w:r>
+        <w:t xml:space="preserve"> </w:t>
+      </w:r>
+      <w:r>
+        <w:t xml:space="preserve">— the finding concerns only future-regression coverage, mutation-guard robustness or detection completeness of a guard/gate/meta-test whose protected behaviour was ALREADY proven, with no production decision path shown wrong and no proof-of-this-batch evidence invalidated;</w:t>
+      </w:r>
+      <w:r>
+        <w:t xml:space="preserve"> </w:t>
+      </w:r>
+      <w:r>
+        <w:rPr>
+          <w:rStyle w:val="VerbatimChar"/>
+        </w:rPr>
+        <w:t xml:space="preserve">process-doc</w:t>
+      </w:r>
+      <w:r>
+        <w:t xml:space="preserve"> </w:t>
+      </w:r>
+      <w:r>
+        <w:t xml:space="preserve">— labels, comments, citations or prose with no behavioural effect. The layer is recorded by the REVIEWER (§11.4.240/§11.4.249 producer≠verifier) — the producer MAY contest it only via a fresh review round and MUST NOT lower it unilaterally. A finding that cannot be decidably classified defaults to</w:t>
+      </w:r>
+      <w:r>
+        <w:t xml:space="preserve"> </w:t>
+      </w:r>
+      <w:r>
+        <w:rPr>
+          <w:rStyle w:val="VerbatimChar"/>
+        </w:rPr>
+        <w:t xml:space="preserve">source-defect</w:t>
+      </w:r>
+      <w:r>
+        <w:t xml:space="preserve"> </w:t>
+      </w:r>
+      <w:r>
+        <w:t xml:space="preserve">(the conservative-safe default per §11.4.201(4); secondarily §11.4.101 safe-reversible). §11.4.134 is NOT relaxed: every finding of every layer is still driven to a zero-finding, zero-warning GO in its own loop; clause (D) decides only which GO is the build GO-signal — a batch/slice is BUILD-ELIGIBLE when its</w:t>
+      </w:r>
+      <w:r>
+        <w:t xml:space="preserve"> </w:t>
+      </w:r>
+      <w:r>
+        <w:rPr>
+          <w:rStyle w:val="VerbatimChar"/>
+        </w:rPr>
+        <w:t xml:space="preserve">source-defect</w:t>
+      </w:r>
+      <w:r>
+        <w:t xml:space="preserve"> </w:t>
+      </w:r>
+      <w:r>
+        <w:t xml:space="preserve">findings reach that GO, while outstanding</w:t>
+      </w:r>
+      <w:r>
+        <w:t xml:space="preserve"> </w:t>
+      </w:r>
+      <w:r>
+        <w:rPr>
+          <w:rStyle w:val="VerbatimChar"/>
+        </w:rPr>
+        <w:t xml:space="preserve">test-instrumentation</w:t>
+      </w:r>
+      <w:r>
+        <w:t xml:space="preserve">/</w:t>
+      </w:r>
+      <w:r>
+        <w:rPr>
+          <w:rStyle w:val="VerbatimChar"/>
+        </w:rPr>
+        <w:t xml:space="preserve">process-doc</w:t>
+      </w:r>
+      <w:r>
+        <w:t xml:space="preserve"> </w:t>
+      </w:r>
+      <w:r>
+        <w:t xml:space="preserve">findings continue as their own tracked §11.4.197 item on a §11.4.230(A)/§11.4.103 parallel stream. A BATCHED review (one review spanning many slices/files) MUST record its verdict PER SLICE/FILE, never one undifferentiated batch verdict, so one slice's unresolved</w:t>
+      </w:r>
+      <w:r>
+        <w:t xml:space="preserve"> </w:t>
+      </w:r>
+      <w:r>
+        <w:rPr>
+          <w:rStyle w:val="VerbatimChar"/>
+        </w:rPr>
+        <w:t xml:space="preserve">test-instrumentation</w:t>
+      </w:r>
+      <w:r>
+        <w:t xml:space="preserve"> </w:t>
+      </w:r>
+      <w:r>
+        <w:t xml:space="preserve">loop cannot withhold build-eligibility from the other slices. Clause (D) applies prospectively; recorded verdicts are never rewritten or reclassified (§11.4.6/§11.4.268). Honest boundary (§11.4.6): this clause does not make classification easy or infallible — it makes it a required, recorded, reviewer-owned decision instead of an implicit one.</w:t>
+      </w:r>
+    </w:p>
+    <w:p>
+      <w:pPr>
+        <w:pStyle w:val="BodyText"/>
+      </w:pPr>
+      <w:r>
+        <w:rPr>
+          <w:b/>
+          <w:bCs/>
+        </w:rPr>
+        <w:t xml:space="preserve">(E) GROUP-COMPLETE ⇒ BACKGROUND FLASHABLE BUILD ⇒ FLASH EVERY AVAILABLE TARGET ⇒ LIVE VERIFICATION OF SANITY + EVERY CONTAINED ITEM, WITH A DECIMAL-CARRY VERSION INCREMENT ON EVERY DEPLOYED IMAGE (operator mandate, 2026-10-09,</w:t>
+      </w:r>
+      <w:r>
+        <w:rPr>
+          <w:b/>
+          <w:bCs/>
+        </w:rPr>
+        <w:t xml:space="preserve"> </w:t>
+      </w:r>
+      <w:r>
+        <w:rPr>
+          <w:rStyle w:val="VerbatimChar"/>
+          <w:b/>
+          <w:bCs/>
+        </w:rPr>
+        <w:t xml:space="preserve">IMPORTANT</w:t>
+      </w:r>
+      <w:r>
+        <w:rPr>
+          <w:b/>
+          <w:bCs/>
+        </w:rPr>
+        <w:t xml:space="preserve">; added 2026-10-09).</w:t>
+      </w:r>
+      <w:r>
+        <w:t xml:space="preserve"> </w:t>
+      </w:r>
+      <w:r>
+        <w:t xml:space="preserve">Verbatim operator mandate (2026-10-09): "As group by group of tasks from issues_01 gets done, we MUST create flashing image in the background, flash it to all available Orange Pi connected devices (see the list using adb devices command), and perform LIVE testing on devices of basic system major sanity and all workable items coming in into that particular build! We MUST after each flashing image we build and deploy (using our flashing scripts) regularly increase version or version code! Remember that once we get to 9 at some position we switch it to 0 and first left one we incresae by one! Example: 1.0.0-dev-0.0.9 -&gt; 1.0.0-dev-0.1.0 !!! Make sure that all these mandatory RULES are universally applied acrtoss all projects and added into the constitution Submodule, commited and pushed to all upstreams!!!" (the project names and the device-listing command in that quote are the operator's own example, recorded verbatim; the rule below is generic and consumers supply those names as DATA per §11.4.35). The GAP this clause closes, stated precisely so it is not restated elsewhere (§11.4.227): clause (A) triggers the build on a source-correctness GO and clause (B) increments the version on every deploy; §11.4.230(B) exercises every available device concurrently during VALIDATION and §11.4.230(D.3) cuts a QA deliverable on a declared cadence; §11.4.200 target-isolates and read-back-verifies each single flash; §11.4.236 refuses a QA hand-off without a candidate-fingerprinted verdict — but none of them obliges a completed group's image to be FLASHED onto EVERY available target, none binds LIVE on-device verification of a basic major-sanity suite PLUS every workable item contained in that build, and none fixes HOW a version id is incremented (measured 2026-10-09 with a control-needled census over §11.4.235/.230/.236/.200/.119/.108/.151/.264: zero decimal-carry rule, zero "flash every available target" obligation, zero per-item live-verification binding; the only</w:t>
+      </w:r>
+      <w:r>
+        <w:t xml:space="preserve"> </w:t>
+      </w:r>
+      <w:r>
+        <w:rPr>
+          <w:rStyle w:val="VerbatimChar"/>
+        </w:rPr>
+        <w:t xml:space="preserve">carry</w:t>
+      </w:r>
+      <w:r>
+        <w:t xml:space="preserve"> </w:t>
+      </w:r>
+      <w:r>
+        <w:t xml:space="preserve">hits are the verb "carries"; positive control</w:t>
+      </w:r>
+      <w:r>
+        <w:t xml:space="preserve"> </w:t>
+      </w:r>
+      <w:r>
+        <w:rPr>
+          <w:rStyle w:val="VerbatimChar"/>
+        </w:rPr>
+        <w:t xml:space="preserve">version</w:t>
+      </w:r>
+      <w:r>
+        <w:t xml:space="preserve"> </w:t>
+      </w:r>
+      <w:r>
+        <w:t xml:space="preserve">= 18 hits in §11.4.235, negative control = 0). ALL of the following hold:</w:t>
+      </w:r>
+    </w:p>
+    <w:p>
+      <w:pPr>
+        <w:pStyle w:val="BodyText"/>
+      </w:pPr>
+      <w:r>
+        <w:rPr>
+          <w:b/>
+          <w:bCs/>
+        </w:rPr>
+        <w:t xml:space="preserve">(E.1) TRIGGER + BACKGROUND BUILD.</w:t>
+      </w:r>
+      <w:r>
+        <w:t xml:space="preserve"> </w:t>
+      </w:r>
+      <w:r>
+        <w:t xml:space="preserve">The moment a group / increment (§11.4.230(D.1) — a project-declared group of tracked items) holds its source-correctness GO per clauses (A)/(D), it is ELIGIBLE for a FLASHABLE image (the consumer's deployable artifact, §11.4.230(D.3)), and that image MUST be built in the BACKGROUND (§11.4.89 / §11.4.230(A) — the loop keeps progressing other items while it builds), through the consumer's official build entry point only, inside the §12 host-safety bounds (§12.6 / §12.11 / §12.12). WHEN the build is cut follows the consumer's declared §11.4.230(D.3) QA-build cadence and its coalescing rule — never a second, competing cadence: under the default</w:t>
+      </w:r>
+      <w:r>
+        <w:t xml:space="preserve"> </w:t>
+      </w:r>
+      <w:r>
+        <w:rPr>
+          <w:rStyle w:val="VerbatimChar"/>
+        </w:rPr>
+        <w:t xml:space="preserve">per-increment</w:t>
+      </w:r>
+      <w:r>
+        <w:t xml:space="preserve"> </w:t>
+      </w:r>
+      <w:r>
+        <w:t xml:space="preserve">trigger each GO'd group triggers a build; a build already in flight covers every group that reached GO before it started, a group reaching GO while it builds rolls into the NEXT build, and a build that fails covers nothing (its groups roll forward); a</w:t>
+      </w:r>
+      <w:r>
+        <w:t xml:space="preserve"> </w:t>
+      </w:r>
+      <w:r>
+        <w:rPr>
+          <w:rStyle w:val="VerbatimChar"/>
+        </w:rPr>
+        <w:t xml:space="preserve">periodic</w:t>
+      </w:r>
+      <w:r>
+        <w:t xml:space="preserve"> </w:t>
+      </w:r>
+      <w:r>
+        <w:t xml:space="preserve">/</w:t>
+      </w:r>
+      <w:r>
+        <w:t xml:space="preserve"> </w:t>
+      </w:r>
+      <w:r>
+        <w:rPr>
+          <w:rStyle w:val="VerbatimChar"/>
+        </w:rPr>
+        <w:t xml:space="preserve">whichever-first</w:t>
+      </w:r>
+      <w:r>
+        <w:t xml:space="preserve"> </w:t>
+      </w:r>
+      <w:r>
+        <w:t xml:space="preserve">consumer cuts at its declared trigger and every group that reached GO since the last covered build rides that build. A group without its GO is NOT built for flashing — clause (A) is unchanged.</w:t>
+      </w:r>
+    </w:p>
+    <w:p>
+      <w:pPr>
+        <w:pStyle w:val="BodyText"/>
+      </w:pPr>
+      <w:r>
+        <w:rPr>
+          <w:b/>
+          <w:bCs/>
+        </w:rPr>
+        <w:t xml:space="preserve">(E.2) FLASH EVERY AVAILABLE TARGET.</w:t>
+      </w:r>
+      <w:r>
+        <w:t xml:space="preserve"> </w:t>
+      </w:r>
+      <w:r>
+        <w:t xml:space="preserve">When the image exists it MUST be deployed, through the consumer's official flash/deploy tooling only, to EVERY AVAILABLE target device. A device is AVAILABLE for this image only when ALL THREE hold: (i) it is ENUMERATED fresh at flash time by the consumer-declared device-listing command (DATA per §11.4.35, e.g.</w:t>
+      </w:r>
+      <w:r>
+        <w:t xml:space="preserve"> </w:t>
+      </w:r>
+      <w:r>
+        <w:rPr>
+          <w:rStyle w:val="VerbatimChar"/>
+        </w:rPr>
+        <w:t xml:space="preserve">adb devices</w:t>
+      </w:r>
+      <w:r>
+        <w:t xml:space="preserve">), keyed by stable serial (§11.4.111), never a remembered or hand-typed list (§11.4.6); (ii) it is ELIGIBLE for this image — its product / hardware class matches the image's target per the consumer-declared eligibility map (DATA per §11.4.35; an image is never flashed onto a board of a different product line or hardware variant); and (iii) its device LEASE is acquired for this deploy under the §11.4.176(B) / §11.4.119 single-owner device lock (all-or-nothing, non-blocking, TTL-reaped — the consumer's lock mechanism). An enumerated device that cannot be exercised is recorded per device by one of TWO DIFFERENT mechanisms, never conflated, and in neither case is it reflashed out from under its owner or silently dropped. (1) An honest §11.4.69 SKIP-with-reason (§11.4.3) — used ONLY when the device is genuinely absent or ineligible; its reason code MUST be a member of the consumer's §11.4.69 CLOSED reason set (this clause mints NO new code and does NOT extend that set; a helper that enforces the set turns an out-of-set code into a FAIL, §11.4.69): no device enumerated ⇒</w:t>
+      </w:r>
+      <w:r>
+        <w:t xml:space="preserve"> </w:t>
+      </w:r>
+      <w:r>
+        <w:rPr>
+          <w:rStyle w:val="VerbatimChar"/>
+        </w:rPr>
+        <w:t xml:space="preserve">hardware_not_present</w:t>
+      </w:r>
+      <w:r>
+        <w:t xml:space="preserve">; enumerated but ineligible for this image ⇒</w:t>
+      </w:r>
+      <w:r>
+        <w:t xml:space="preserve"> </w:t>
+      </w:r>
+      <w:r>
+        <w:rPr>
+          <w:rStyle w:val="VerbatimChar"/>
+        </w:rPr>
+        <w:t xml:space="preserve">topology_unsupported</w:t>
+      </w:r>
+      <w:r>
+        <w:t xml:space="preserve">. (2) DEFERRED — a device whose lease is held by another stream is NOT a §11.4.69 SKIP at all, because it IS present and eligible: recording it as</w:t>
+      </w:r>
+      <w:r>
+        <w:t xml:space="preserve"> </w:t>
+      </w:r>
+      <w:r>
+        <w:rPr>
+          <w:rStyle w:val="VerbatimChar"/>
+        </w:rPr>
+        <w:t xml:space="preserve">hardware_not_present</w:t>
+      </w:r>
+      <w:r>
+        <w:t xml:space="preserve"> </w:t>
+      </w:r>
+      <w:r>
+        <w:t xml:space="preserve">would assert that a present board is absent, exactly the misstatement §11.4.69 / §11.4.6 forbid. It is recorded in the DEPLOY RECORD as</w:t>
+      </w:r>
+      <w:r>
+        <w:t xml:space="preserve"> </w:t>
+      </w:r>
+      <w:r>
+        <w:rPr>
+          <w:rStyle w:val="VerbatimChar"/>
+        </w:rPr>
+        <w:t xml:space="preserve">DEFERRED</w:t>
+      </w:r>
+      <w:r>
+        <w:t xml:space="preserve">, with the deploy-record field</w:t>
+      </w:r>
+      <w:r>
+        <w:t xml:space="preserve"> </w:t>
+      </w:r>
+      <w:r>
+        <w:rPr>
+          <w:rStyle w:val="VerbatimChar"/>
+        </w:rPr>
+        <w:t xml:space="preserve">device_leased_by_other_stream</w:t>
+      </w:r>
+      <w:r>
+        <w:t xml:space="preserve"> </w:t>
+      </w:r>
+      <w:r>
+        <w:t xml:space="preserve">naming the holder. The specific cause always travels ALONGSIDE the code — in a deploy-record field, or in the SKIP's description text where the consumer's SKIP helper has no field for it (the §11.4.69 helper takes a description and a reason code and nothing else; no</w:t>
+      </w:r>
+      <w:r>
+        <w:t xml:space="preserve"> </w:t>
+      </w:r>
+      <w:r>
+        <w:rPr>
+          <w:rStyle w:val="VerbatimChar"/>
+        </w:rPr>
+        <w:t xml:space="preserve">detail</w:t>
+      </w:r>
+      <w:r>
+        <w:t xml:space="preserve"> </w:t>
+      </w:r>
+      <w:r>
+        <w:t xml:space="preserve">sub-field exists). A DEFERRED device is retried at the next covered build, never waited on unboundedly, and the retry is BOUNDED: after N consecutive DEFERRED builds of the same device (N is consumer DATA per §11.4.35 / §11.4.267(E)), the stall escalates per §11.4.267(D) — a tracked §11.4.197 item naming the device and the holder, surfaced in every §11.4.97 report until resolved, and routed to a recorded operator decision (§11.4.66) — never an indefinite silent re-deferral. Each flash is target-isolated and verify-after-write per §11.4.200 (the deployed identity read back FROM each intended target). Independent devices are tested CONCURRENTLY; genuinely shared exclusive resources (one flash bus, one single-eligible-target flash tool, one power controller, one sink) serialise per §11.4.119 / §11.4.230(B). Devices count as independent only when their CONTROL TRANSPORTS are independent as well: legs that share one host-side transport daemon whose recovery path restarts that daemon (one debug-bridge server that a recovery step kills and restarts, for example) share an exclusive resource, so a flash or recovery leg on that daemon serialises with every live-test leg on the same daemon — unless each device is given its own daemon instance AND that per-device isolation has been proven to work on that host with captured evidence before anything relies on it (§11.4.6); an unproven isolation is treated as shared. An available device that cannot be flashed or verified is recorded per device as a FAIL or an honest SKIP-with-reason (§11.4.3), never silently dropped; the deploy record lists the enumerated, eligible, leased, flashed, and read-back-verified serials, plus every per-device SKIP reason code with its cause and every DEFERRED device with its holder.</w:t>
+      </w:r>
+    </w:p>
+    <w:p>
+      <w:pPr>
+        <w:pStyle w:val="BodyText"/>
+      </w:pPr>
+      <w:r>
+        <w:rPr>
+          <w:b/>
+          <w:bCs/>
+        </w:rPr>
+        <w:t xml:space="preserve">(E.3) LIVE VERIFICATION ON EACH FLASHED DEVICE.</w:t>
+      </w:r>
+      <w:r>
+        <w:t xml:space="preserve"> </w:t>
+      </w:r>
+      <w:r>
+        <w:t xml:space="preserve">On each verified device run (a) the consumer-declared basic major-sanity suite (at minimum: boot completed, core services up, no crash/hang loop — the suite named as DATA) AND (b) a LIVE test of EVERY workable item contained in that build — the item set recorded in the hand-off per §11.4.230(D.5) — each producing captured machine evidence on that device (§11.4.262 / §11.4.69 / §11.4.108 runtime layer); metadata-only, config-only, or grep-only PASS is forbidden (§11.4). An item whose live verification is genuinely device- or topology-gated is SKIP-with-reason PER ITEM (§11.4.3 / §11.4.69 reason code), never folded into a group-level PASS. A FAIL on any device is linked to the affected item; an item already in a terminal state is re-opened, while an item still open is only linked (§11.4.214 — 're-opening an open item' is undefined); a huge FAIL triggers §11.4.129.</w:t>
+      </w:r>
+    </w:p>
+    <w:p>
+      <w:pPr>
+        <w:pStyle w:val="BodyText"/>
+      </w:pPr>
+      <w:r>
+        <w:rPr>
+          <w:b/>
+          <w:bCs/>
+        </w:rPr>
+        <w:t xml:space="preserve">(E.4) LATENT BINDING + NO AVAILABLE DEVICE ⇒ HONEST SKIP.</w:t>
+      </w:r>
+      <w:r>
+        <w:t xml:space="preserve"> </w:t>
+      </w:r>
+      <w:r>
+        <w:t xml:space="preserve">The device legs — (E.2), (E.3), and the zero-device rule of this clause — bind every consumer that HAS an official flash/deploy entry point for a device-targeted artifact, or that has bound a deploy ledger for such an artifact to the §11.4.235 gates (the §11.4.96 / §11.4.275 latent-binding pattern); whether the consumer has declared its device-listing command does NOT decide the binding. A bound consumer MUST declare that command; a bound consumer that has not declared it is in a CONFIG ERROR — a blocking result, never N/A and never a reason to skip the device legs — because a project must not opt out of flashing its devices by leaving the command undeclared. Only a consumer with NO device-targeted flash/deploy entry point and NO deploy ledger bound for a device-targeted artifact (no flashable device tier at all) records the flash and live-verification legs as honest N/A (</w:t>
+      </w:r>
+      <w:r>
+        <w:rPr>
+          <w:rStyle w:val="VerbatimChar"/>
+        </w:rPr>
+        <w:t xml:space="preserve">feature_disabled_by_config</w:t>
+      </w:r>
+      <w:r>
+        <w:t xml:space="preserve">), never a fabricated device run, and the obligation binds the moment either condition becomes true. When a declared enumeration yields zero AVAILABLE targets (none enumerated, or every enumerated device ineligible or leased per (E.2)), the flash and live-verification legs record what (E.2) prescribes — a §11.4.69 SKIP-with-reason (</w:t>
+      </w:r>
+      <w:r>
+        <w:rPr>
+          <w:rStyle w:val="VerbatimChar"/>
+        </w:rPr>
+        <w:t xml:space="preserve">hardware_not_present</w:t>
+      </w:r>
+      <w:r>
+        <w:t xml:space="preserve">, cause</w:t>
+      </w:r>
+      <w:r>
+        <w:t xml:space="preserve"> </w:t>
+      </w:r>
+      <w:r>
+        <w:rPr>
+          <w:rStyle w:val="VerbatimChar"/>
+        </w:rPr>
+        <w:t xml:space="preserve">no_target_device_attached</w:t>
+      </w:r>
+      <w:r>
+        <w:t xml:space="preserve"> </w:t>
+      </w:r>
+      <w:r>
+        <w:t xml:space="preserve">carried as (E.2) describes, or</w:t>
+      </w:r>
+      <w:r>
+        <w:t xml:space="preserve"> </w:t>
+      </w:r>
+      <w:r>
+        <w:rPr>
+          <w:rStyle w:val="VerbatimChar"/>
+        </w:rPr>
+        <w:t xml:space="preserve">topology_unsupported</w:t>
+      </w:r>
+      <w:r>
+        <w:t xml:space="preserve"> </w:t>
+      </w:r>
+      <w:r>
+        <w:t xml:space="preserve">per ineligible device) and a DEFERRED record per leased device — plus a tracked §11.4.197 item for the owed live run — never a faked PASS and never a claim that the build was verified on hardware. The build itself still completes and is retained.</w:t>
+      </w:r>
+    </w:p>
+    <w:p>
+      <w:pPr>
+        <w:pStyle w:val="BodyText"/>
+      </w:pPr>
+      <w:r>
+        <w:rPr>
+          <w:b/>
+          <w:bCs/>
+        </w:rPr>
+        <w:t xml:space="preserve">(E.5) DECIMAL-CARRY VERSION INCREMENT ON EVERY DEPLOYED IMAGE.</w:t>
+      </w:r>
+      <w:r>
+        <w:t xml:space="preserve"> </w:t>
+      </w:r>
+      <w:r>
+        <w:t xml:space="preserve">Every image built and deployed under this clause carries a NEW version id per clause (B). SCOPE — universal in force, fenced in reach (a conservative-safe reading per §11.4.6 / §11.4.201(1), recorded as awaiting operator confirmation): the carry rule binds the dotted numeric group that the consumer's ONE version tool owns under its DECLARED version scheme (DATA per §11.4.35), and applies only where that declared scheme is POSITIONAL-DIGIT style (every non-leftmost position a single decimal digit, as in the operator's own example); a consumer on Semantic Versioning, Calendar Versioning, or any scheme whose positions are unbounded counters or dates declares that scheme and is NOT subject to the carry (</w:t>
+      </w:r>
+      <w:r>
+        <w:rPr>
+          <w:rStyle w:val="VerbatimChar"/>
+        </w:rPr>
+        <w:t xml:space="preserve">1.2.10</w:t>
+      </w:r>
+      <w:r>
+        <w:t xml:space="preserve"> </w:t>
+      </w:r>
+      <w:r>
+        <w:t xml:space="preserve">is correct SemVer) — that exemption exists ONLY by explicit declaration backed by a recorded operator decision (§11.4.66) naming the consumer — a declaration without that record is UNDECLARED (the gate requires the declaration to cite the record; whether the record exists and says so stays a review obligation the gate cannot verify, §11.4.6): once a consumer binds a deploy ledger, declaring its version scheme is MANDATORY, and a bound ledger with no declared scheme is UNDECLARED, a distinct result that a release seam consuming the gate MUST treat as blocking, exactly as a FAIL (§11.4.135) — until such a seam exists that is an obligation on the seam, tracked as a §11.4.197 item by each consuming project, not an enforced block — never a silent skip; a consumer that has bound no ledger at all records an honest SKIP whose result is mechanically distinct from a PASS (its own result code and machine-readable verdict, §11.4.1), BUT a consumer bound by (E.4) MUST bind a deploy ledger for its device-targeted artifact, so for such a consumer the no-ledger SKIP is a CONFIG ERROR at the release seam, never N/A — the SKIP stays legitimate ONLY for a consumer NOT bound by (E.4) — and enforcement over a deploy ledger applies only to rows AFTER the consumer-declared adoption marker (the §11.4.224(E) adoption-fence precedent) — ids minted before adoption are history and are never retroactively failed. Within that scope every version id obeys ONE POSITIONAL-DIGIT ID GRAMMAR, implemented identically by the consumer's version tool and by the gate: (i) in EVERY dotted numeric group of the id — any run of two or more dot-joined decimal positions, not only the owned one — every non-leftmost position is a single digit 0..9 and the leftmost has no leading zero (so a dotted suffix or build-metadata group can never hide a no-carry group:</w:t>
+      </w:r>
+      <w:r>
+        <w:t xml:space="preserve"> </w:t>
+      </w:r>
+      <w:r>
+        <w:rPr>
+          <w:rStyle w:val="VerbatimChar"/>
+        </w:rPr>
+        <w:t xml:space="preserve">…-0.0.10-rc.1.2</w:t>
+      </w:r>
+      <w:r>
+        <w:t xml:space="preserve"> </w:t>
+      </w:r>
+      <w:r>
+        <w:t xml:space="preserve">is in violation); (ii) no two numeric runs are joined by a single dash (</w:t>
+      </w:r>
+      <w:r>
+        <w:rPr>
+          <w:rStyle w:val="VerbatimChar"/>
+        </w:rPr>
+        <w:t xml:space="preserve">0.0-9</w:t>
+      </w:r>
+      <w:r>
+        <w:t xml:space="preserve">,</w:t>
+      </w:r>
+      <w:r>
+        <w:t xml:space="preserve"> </w:t>
+      </w:r>
+      <w:r>
+        <w:rPr>
+          <w:rStyle w:val="VerbatimChar"/>
+        </w:rPr>
+        <w:t xml:space="preserve">0.0.1-1</w:t>
+      </w:r>
+      <w:r>
+        <w:t xml:space="preserve">), because which group is owned would be ambiguous; (iii) the OWNED group — the dot-joined positions that END the id after its last dash, or the whole id when it has no dash — has no leading zero in any position (a single-position owned group such as</w:t>
+      </w:r>
+      <w:r>
+        <w:t xml:space="preserve"> </w:t>
+      </w:r>
+      <w:r>
+        <w:rPr>
+          <w:rStyle w:val="VerbatimChar"/>
+        </w:rPr>
+        <w:t xml:space="preserve">-dev-7</w:t>
+      </w:r>
+      <w:r>
+        <w:t xml:space="preserve"> </w:t>
+      </w:r>
+      <w:r>
+        <w:t xml:space="preserve">may grow). The tool refuses to bump any id that violates (i)–(iii) or does not end in its owned group; the gate fails any in-scope id that violates (i) or (ii) or whose owned group violates (iii) — an id ending in a non-numeric suffix (</w:t>
+      </w:r>
+      <w:r>
+        <w:rPr>
+          <w:rStyle w:val="VerbatimChar"/>
+        </w:rPr>
+        <w:t xml:space="preserve">-rc1</w:t>
+      </w:r>
+      <w:r>
+        <w:t xml:space="preserve">) has no owned group and is held to (i) and (ii) alone. The next id is computed by the DECIMAL CARRY rule: in that owned dotted numeric group (the trailing dot-joined decimal positions after any tag prefix and pre-release separator), every position except the leftmost holds a single digit 0..9; incrementing adds 1 to the LAST position; a position that would exceed 9 becomes 0 and carries +1 into the next-left position; the carry propagates as far as needed; the leftmost position absorbs the final carry and may grow; the tag prefix (§11.4.151), pre-release separators, and every non-group character are preserved verbatim. Worked examples:</w:t>
+      </w:r>
+      <w:r>
+        <w:t xml:space="preserve"> </w:t>
+      </w:r>
+      <w:r>
+        <w:rPr>
+          <w:rStyle w:val="VerbatimChar"/>
+        </w:rPr>
+        <w:t xml:space="preserve">1.0.0-dev-0.0.8 → 1.0.0-dev-0.0.9</w:t>
+      </w:r>
+      <w:r>
+        <w:t xml:space="preserve">;</w:t>
+      </w:r>
+      <w:r>
+        <w:t xml:space="preserve"> </w:t>
+      </w:r>
+      <w:r>
+        <w:rPr>
+          <w:rStyle w:val="VerbatimChar"/>
+        </w:rPr>
+        <w:t xml:space="preserve">1.0.0-dev-0.0.9 → 1.0.0-dev-0.1.0</w:t>
+      </w:r>
+      <w:r>
+        <w:t xml:space="preserve">;</w:t>
+      </w:r>
+      <w:r>
+        <w:t xml:space="preserve"> </w:t>
+      </w:r>
+      <w:r>
+        <w:rPr>
+          <w:rStyle w:val="VerbatimChar"/>
+        </w:rPr>
+        <w:t xml:space="preserve">1.0.0-dev-0.9.9 → 1.0.0-dev-1.0.0</w:t>
+      </w:r>
+      <w:r>
+        <w:t xml:space="preserve">;</w:t>
+      </w:r>
+      <w:r>
+        <w:t xml:space="preserve"> </w:t>
+      </w:r>
+      <w:r>
+        <w:rPr>
+          <w:rStyle w:val="VerbatimChar"/>
+        </w:rPr>
+        <w:t xml:space="preserve">0.9.9 → 1.0.0</w:t>
+      </w:r>
+      <w:r>
+        <w:t xml:space="preserve">;</w:t>
+      </w:r>
+      <w:r>
+        <w:t xml:space="preserve"> </w:t>
+      </w:r>
+      <w:r>
+        <w:rPr>
+          <w:rStyle w:val="VerbatimChar"/>
+        </w:rPr>
+        <w:t xml:space="preserve">9.9.9 → 10.0.0</w:t>
+      </w:r>
+      <w:r>
+        <w:t xml:space="preserve">. A non-leftmost position above 9 (e.g.</w:t>
+      </w:r>
+      <w:r>
+        <w:t xml:space="preserve"> </w:t>
+      </w:r>
+      <w:r>
+        <w:rPr>
+          <w:rStyle w:val="VerbatimChar"/>
+        </w:rPr>
+        <w:t xml:space="preserve">0.0.10</w:t>
+      </w:r>
+      <w:r>
+        <w:t xml:space="preserve">) is the no-carry form and a violation. A rollover is a CARRY, not a reset and not a skip:</w:t>
+      </w:r>
+      <w:r>
+        <w:t xml:space="preserve"> </w:t>
+      </w:r>
+      <w:r>
+        <w:rPr>
+          <w:rStyle w:val="VerbatimChar"/>
+        </w:rPr>
+        <w:t xml:space="preserve">0.0.9 → 0.1.0</w:t>
+      </w:r>
+      <w:r>
+        <w:t xml:space="preserve"> </w:t>
+      </w:r>
+      <w:r>
+        <w:t xml:space="preserve">is the immediate successor, so the §11.4.151 "never reset, never skipped" discipline holds — no id is reused and none is jumped; where a consumer also derives an integer version CODE from the id, its encoding MUST be strictly monotone over carried ids (a positional-weight code is), and an encoder whose domain cannot represent the next carried id MUST refuse loudly rather than wrap or collide (§11.4.6) — widening that domain is tracked work, never a silent truncation. The consumer's ONE version tool (DATA per §11.4.35) is the single implementation (§11.4.28 / §11.4.251); a hand-rolled or hand-edited increment is a violation.</w:t>
+      </w:r>
+    </w:p>
+    <w:p>
+      <w:pPr>
+        <w:pStyle w:val="BodyText"/>
+      </w:pPr>
+      <w:r>
+        <w:rPr>
+          <w:b/>
+          <w:bCs/>
+        </w:rPr>
+        <w:t xml:space="preserve">(E.6) HONEST BOUNDARY (§11.4.6).</w:t>
+      </w:r>
+      <w:r>
+        <w:t xml:space="preserve"> </w:t>
+      </w:r>
+      <w:r>
+        <w:t xml:space="preserve">Clause (E) makes deploying and live-verifying every completed group mandatory and mechanical. It does NOT replace §11.4.185 manual QA, the §11.4.40 tag preconditions, or the §11.4.236 readiness verdict for a QA hand-off; it never flashes a build lacking its review GO (clause (A)); it never authorises bypassing the consumer's official flash tooling or power-cycling hardware outside its authorised recovery path (§11.4.133 / §11.4.144); and a live PASS on the available devices proves those devices only — hardware variants not attached are an enumerated gap (§11.4.118), never an implied PASS.</w:t>
+      </w:r>
+    </w:p>
+    <w:p>
+      <w:pPr>
+        <w:pStyle w:val="BodyText"/>
+      </w:pPr>
+      <w:r>
+        <w:rPr>
+          <w:b/>
+          <w:bCs/>
+        </w:rPr>
+        <w:t xml:space="preserve">Honest boundary for clauses (A)–(E) (§11.4.6):</w:t>
+      </w:r>
+      <w:r>
+        <w:t xml:space="preserve"> </w:t>
+      </w:r>
+      <w:r>
+        <w:t xml:space="preserve">this anchor relocates the TEST-INSTRUMENTATION re-review + gate/check hardening OFF the build critical path; does NOT weaken any substantive gate. The SOURCE-correctness review (§11.4.125/§11.4.142/§11.4.194 Opus-</w:t>
       </w:r>
       <w:r>
         <w:rPr>
@@ -20408,7 +21251,19 @@
         <w:t xml:space="preserve"> </w:t>
       </w:r>
       <w:r>
-        <w:t xml:space="preserve">§11.4.209 → GO §11.4.134) STILL PRECEDES + gates the build (it IS "source proven-correct"); pre/post-build tests (§11.4.108 L1-2) run at their seams; §11.4.185 manual-QA-final un-weakened; §11.4.129/§11.4.40 un-weakened. "Test-side work is parallel, never a build gate" is bounded to future-regression instrumentation — a check that proves the SHIPPED artifact wrong is a source/artifact-correctness gate (§11.4.108 L1-2), stays on the critical path.</w:t>
+        <w:t xml:space="preserve">§11.4.209 → GO §11.4.134) STILL PRECEDES + gates the build (it IS "source proven-correct"); pre/post-build tests (§11.4.108 L1-2) run at their seams; §11.4.185 manual-QA-final un-weakened; §11.4.129/§11.4.40 un-weakened. "Test-side work is parallel, never a build gate" is bounded to future-regression instrumentation — a check that proves the SHIPPED artifact wrong is a source/artifact-correctness gate (§11.4.108 L1-2), stays on the critical path. Clause (D) supplies the mandatory classification mechanism this boundary's own test presupposes — a review that never classifies its findings has not actually applied this honest boundary, it has merely stated it. Clause (E) adds deployment and live-verification obligations on top of (A)–(D) and weakens none of them: its own boundary (E.6) applies in full — no manual-QA, tag, or readiness gate is replaced, no un-GO'd build is flashed, no device is flashed outside its eligibility or lease, and a live PASS proves only the devices it ran on.</w:t>
+      </w:r>
+    </w:p>
+    <w:p>
+      <w:pPr>
+        <w:pStyle w:val="BodyText"/>
+      </w:pPr>
+      <w:r>
+        <w:rPr>
+          <w:i/>
+          <w:iCs/>
+        </w:rPr>
+        <w:t xml:space="preserve">(Process note for future extenders: §11.4.235's next free clause letter is (F); never reuse (A)–(E).)</w:t>
       </w:r>
     </w:p>
     <w:p>
@@ -20473,7 +21328,364 @@
         <w:t xml:space="preserve"> </w:t>
       </w:r>
       <w:r>
-        <w:t xml:space="preserve">(FAIL: new-artifact deploy shares a version id; FAIL: work of the cycle opened by a manual-QA deploy still targets the QA-deployed version id — the clause-(B) cycle-boundary increment skipped) + paired §1.1 mutations; gate-code = separate work item (§11.4.6/§11.4.227).</w:t>
+        <w:t xml:space="preserve">(FAIL: new-artifact deploy shares a version id; FAIL: work of the cycle opened by a manual-QA deploy still targets the QA-deployed version id — the clause-(B) cycle-boundary increment skipped) + paired §1.1 mutations.</w:t>
+      </w:r>
+      <w:r>
+        <w:t xml:space="preserve"> </w:t>
+      </w:r>
+      <w:r>
+        <w:rPr>
+          <w:rStyle w:val="VerbatimChar"/>
+        </w:rPr>
+        <w:t xml:space="preserve">CM-BUILD-ON-SOURCE-PROVEN-NOT-TEST-SIDE</w:t>
+      </w:r>
+      <w:r>
+        <w:t xml:space="preserve"> </w:t>
+      </w:r>
+      <w:r>
+        <w:t xml:space="preserve">is IMPLEMENTED (</w:t>
+      </w:r>
+      <w:r>
+        <w:rPr>
+          <w:rStyle w:val="VerbatimChar"/>
+        </w:rPr>
+        <w:t xml:space="preserve">constitution/scripts/gates/cm_build_on_source_proven_not_test_side.sh</w:t>
+      </w:r>
+      <w:r>
+        <w:t xml:space="preserve"> </w:t>
+      </w:r>
+      <w:r>
+        <w:t xml:space="preserve">+ its paired</w:t>
+      </w:r>
+      <w:r>
+        <w:t xml:space="preserve"> </w:t>
+      </w:r>
+      <w:r>
+        <w:rPr>
+          <w:rStyle w:val="VerbatimChar"/>
+        </w:rPr>
+        <w:t xml:space="preserve">_mutation_test.sh</w:t>
+      </w:r>
+      <w:r>
+        <w:t xml:space="preserve">), as is</w:t>
+      </w:r>
+      <w:r>
+        <w:t xml:space="preserve"> </w:t>
+      </w:r>
+      <w:r>
+        <w:rPr>
+          <w:rStyle w:val="VerbatimChar"/>
+        </w:rPr>
+        <w:t xml:space="preserve">CM-VERSION-INCREMENT-ON-DEPLOY</w:t>
+      </w:r>
+      <w:r>
+        <w:t xml:space="preserve"> </w:t>
+      </w:r>
+      <w:r>
+        <w:t xml:space="preserve">(</w:t>
+      </w:r>
+      <w:r>
+        <w:rPr>
+          <w:rStyle w:val="VerbatimChar"/>
+        </w:rPr>
+        <w:t xml:space="preserve">constitution/scripts/gates/cm_version_increment_on_deploy.sh</w:t>
+      </w:r>
+      <w:r>
+        <w:t xml:space="preserve"> </w:t>
+      </w:r>
+      <w:r>
+        <w:t xml:space="preserve">+ its paired mutation test) — the prior "gate-code = separate work item" disclaimer for those two was stale and is corrected here. NEW recommended gate</w:t>
+      </w:r>
+      <w:r>
+        <w:t xml:space="preserve"> </w:t>
+      </w:r>
+      <w:r>
+        <w:rPr>
+          <w:rStyle w:val="VerbatimChar"/>
+        </w:rPr>
+        <w:t xml:space="preserve">CM-REVIEW-FINDING-CLASS-RECORDED</w:t>
+      </w:r>
+      <w:r>
+        <w:t xml:space="preserve"> </w:t>
+      </w:r>
+      <w:r>
+        <w:t xml:space="preserve">for clause (D) (FAIL: a batched-review verdict covering more than one slice/file with no per-slice verdict or no per-finding</w:t>
+      </w:r>
+      <w:r>
+        <w:t xml:space="preserve"> </w:t>
+      </w:r>
+      <w:r>
+        <w:rPr>
+          <w:rStyle w:val="VerbatimChar"/>
+        </w:rPr>
+        <w:t xml:space="preserve">finding_layer</w:t>
+      </w:r>
+      <w:r>
+        <w:t xml:space="preserve"> </w:t>
+      </w:r>
+      <w:r>
+        <w:t xml:space="preserve">recorded; FAIL: a slice marked build-eligible while any</w:t>
+      </w:r>
+      <w:r>
+        <w:t xml:space="preserve"> </w:t>
+      </w:r>
+      <w:r>
+        <w:rPr>
+          <w:rStyle w:val="VerbatimChar"/>
+        </w:rPr>
+        <w:t xml:space="preserve">source-defect</w:t>
+      </w:r>
+      <w:r>
+        <w:t xml:space="preserve"> </w:t>
+      </w:r>
+      <w:r>
+        <w:t xml:space="preserve">finding in it has not reached GO; FAIL: a</w:t>
+      </w:r>
+      <w:r>
+        <w:t xml:space="preserve"> </w:t>
+      </w:r>
+      <w:r>
+        <w:rPr>
+          <w:rStyle w:val="VerbatimChar"/>
+        </w:rPr>
+        <w:t xml:space="preserve">finding_layer</w:t>
+      </w:r>
+      <w:r>
+        <w:t xml:space="preserve"> </w:t>
+      </w:r>
+      <w:r>
+        <w:t xml:space="preserve">lowered by the producer without a fresh review round) + paired §1.1 mutation — gate-code = separate work item, NOT claimed shipped (§11.4.6/§11.4.227), registered as a tracked deferral in</w:t>
+      </w:r>
+      <w:r>
+        <w:t xml:space="preserve"> </w:t>
+      </w:r>
+      <w:r>
+        <w:rPr>
+          <w:rStyle w:val="VerbatimChar"/>
+        </w:rPr>
+        <w:t xml:space="preserve">constitution/scripts/gates/gate_ledger_deferrals.tsv</w:t>
+      </w:r>
+      <w:r>
+        <w:t xml:space="preserve">; it binds ADDITIVELY by computing whether the existing</w:t>
+      </w:r>
+      <w:r>
+        <w:t xml:space="preserve"> </w:t>
+      </w:r>
+      <w:r>
+        <w:rPr>
+          <w:rStyle w:val="VerbatimChar"/>
+        </w:rPr>
+        <w:t xml:space="preserve">source_review_go</w:t>
+      </w:r>
+      <w:r>
+        <w:t xml:space="preserve"> </w:t>
+      </w:r>
+      <w:r>
+        <w:t xml:space="preserve">marker may be written, never by modifying</w:t>
+      </w:r>
+      <w:r>
+        <w:t xml:space="preserve"> </w:t>
+      </w:r>
+      <w:r>
+        <w:rPr>
+          <w:rStyle w:val="VerbatimChar"/>
+        </w:rPr>
+        <w:t xml:space="preserve">cm_build_on_source_proven_not_test_side.sh</w:t>
+      </w:r>
+      <w:r>
+        <w:t xml:space="preserve">'s own tested logic. Clause (E) adds two recommended gates.</w:t>
+      </w:r>
+      <w:r>
+        <w:t xml:space="preserve"> </w:t>
+      </w:r>
+      <w:r>
+        <w:rPr>
+          <w:rStyle w:val="VerbatimChar"/>
+        </w:rPr>
+        <w:t xml:space="preserve">CM-GROUP-DEPLOY-FLASH-ALL-AND-LIVE-VERIFIED</w:t>
+      </w:r>
+      <w:r>
+        <w:t xml:space="preserve"> </w:t>
+      </w:r>
+      <w:r>
+        <w:t xml:space="preserve">(binds per (E.4) — every consumer with an official flash/deploy entry point, or a bound deploy ledger, for a device-targeted artifact; FAIL: such a consumer with no declared device-listing command (config error); a per-device SKIP code outside the consumer's §11.4.69 closed set; a lease-held device recorded as a §11.4.69 SKIP instead of DEFERRED; a device DEFERRED for more than its declared N consecutive builds with no escalation item; a group holding its GO that no completed covered image was ever flashed for; an enumerated device absent from the deploy record with no per-device FAIL or SKIP reason; a device flashed while ineligible for the image or without its lease; a flashed device with no §11.4.200 read-back; a contained item with no per-device live verdict or per-item SKIP-with-reason; a zero-device run recorded as PASS; golden-FALSE per §11.4.201(1): every available device flashed and read-back-verified with sanity and per-item verdicts present, every ineligible device recorded as a reasoned closed-set SKIP and every leased device as DEFERRED with its holder, and a consumer with no device-targeted flash/deploy entry point and no such bound ledger recorded N/A, does not fire) + paired §1.1 mutation (drop one enumerated serial from the deploy record, strip one item's live verdict, or record a zero-device run as PASS → the gate MUST FAIL) — gate-code NOT claimed shipped (§11.4.6 / §11.4.227), registered as tracked deferral OWED-GATE-114 in</w:t>
+      </w:r>
+      <w:r>
+        <w:t xml:space="preserve"> </w:t>
+      </w:r>
+      <w:r>
+        <w:rPr>
+          <w:rStyle w:val="VerbatimChar"/>
+        </w:rPr>
+        <w:t xml:space="preserve">constitution/scripts/gates/gate_ledger_deferrals.tsv</w:t>
+      </w:r>
+      <w:r>
+        <w:t xml:space="preserve">.</w:t>
+      </w:r>
+      <w:r>
+        <w:t xml:space="preserve"> </w:t>
+      </w:r>
+      <w:r>
+        <w:rPr>
+          <w:rStyle w:val="VerbatimChar"/>
+        </w:rPr>
+        <w:t xml:space="preserve">CM-VERSION-DECIMAL-CARRY</w:t>
+      </w:r>
+      <w:r>
+        <w:t xml:space="preserve"> </w:t>
+      </w:r>
+      <w:r>
+        <w:t xml:space="preserve">(the carry check is armed only for a gate config declaring a positional-digit</w:t>
+      </w:r>
+      <w:r>
+        <w:t xml:space="preserve"> </w:t>
+      </w:r>
+      <w:r>
+        <w:rPr>
+          <w:rStyle w:val="VerbatimChar"/>
+        </w:rPr>
+        <w:t xml:space="preserve">version_scheme</w:t>
+      </w:r>
+      <w:r>
+        <w:t xml:space="preserve">, and binds only ledger rows after its declared</w:t>
+      </w:r>
+      <w:r>
+        <w:t xml:space="preserve"> </w:t>
+      </w:r>
+      <w:r>
+        <w:rPr>
+          <w:rStyle w:val="VerbatimChar"/>
+        </w:rPr>
+        <w:t xml:space="preserve">carry_adoption_marker</w:t>
+      </w:r>
+      <w:r>
+        <w:t xml:space="preserve"> </w:t>
+      </w:r>
+      <w:r>
+        <w:t xml:space="preserve">when one is set; FAIL: such a row that breaks the (E.5) positional-digit id grammar — ANY dotted numeric group with a non-leftmost position that is not a single digit 0..9 or a leftmost leading zero (a suffix or build-metadata group included), two numeric runs joined by a single dash, or an owned group with a leading zero; UNDECLARED (distinct; a consuming release seam MUST treat it as blocking per §11.4.135 — no seam consumes the gate yet, an obligation each consuming project tracks per §11.4.197): a bound deploy ledger with no declared</w:t>
+      </w:r>
+      <w:r>
+        <w:t xml:space="preserve"> </w:t>
+      </w:r>
+      <w:r>
+        <w:rPr>
+          <w:rStyle w:val="VerbatimChar"/>
+        </w:rPr>
+        <w:t xml:space="preserve">version_scheme</w:t>
+      </w:r>
+      <w:r>
+        <w:t xml:space="preserve">, or a non-positional scheme with no</w:t>
+      </w:r>
+      <w:r>
+        <w:t xml:space="preserve"> </w:t>
+      </w:r>
+      <w:r>
+        <w:rPr>
+          <w:rStyle w:val="VerbatimChar"/>
+        </w:rPr>
+        <w:t xml:space="preserve">scheme_decision_ref</w:t>
+      </w:r>
+      <w:r>
+        <w:t xml:space="preserve">; golden-FALSE:</w:t>
+      </w:r>
+      <w:r>
+        <w:t xml:space="preserve"> </w:t>
+      </w:r>
+      <w:r>
+        <w:rPr>
+          <w:rStyle w:val="VerbatimChar"/>
+        </w:rPr>
+        <w:t xml:space="preserve">9.9.9 → 10.0.0</w:t>
+      </w:r>
+      <w:r>
+        <w:t xml:space="preserve">, opaque non-dotted ids, an EXPLICITLY declared non-positional scheme, and pre-marker rows do not fire; a declared marker absent from the ledger, a named config that is missing or unreadable, an unknown, duplicated or empty config key, or a ledger row that is not exactly two non-empty TAB-separated fields is a config error, never a silent pass or a SKIP) is IMPLEMENTED as an added check inside</w:t>
+      </w:r>
+      <w:r>
+        <w:t xml:space="preserve"> </w:t>
+      </w:r>
+      <w:r>
+        <w:rPr>
+          <w:rStyle w:val="VerbatimChar"/>
+        </w:rPr>
+        <w:t xml:space="preserve">constitution/scripts/gates/cm_version_increment_on_deploy.sh</w:t>
+      </w:r>
+      <w:r>
+        <w:t xml:space="preserve">, with its discriminators in the paired</w:t>
+      </w:r>
+      <w:r>
+        <w:t xml:space="preserve"> </w:t>
+      </w:r>
+      <w:r>
+        <w:rPr>
+          <w:rStyle w:val="VerbatimChar"/>
+        </w:rPr>
+        <w:t xml:space="preserve">cm_version_increment_on_deploy_mutation_test.sh</w:t>
+      </w:r>
+      <w:r>
+        <w:t xml:space="preserve"> </w:t>
+      </w:r>
+      <w:r>
+        <w:t xml:space="preserve">(RED observed before the check existed); every gate run prints machine-readable</w:t>
+      </w:r>
+      <w:r>
+        <w:t xml:space="preserve"> </w:t>
+      </w:r>
+      <w:r>
+        <w:rPr>
+          <w:rStyle w:val="VerbatimChar"/>
+        </w:rPr>
+        <w:t xml:space="preserve">VERDICT:</w:t>
+      </w:r>
+      <w:r>
+        <w:t xml:space="preserve"> </w:t>
+      </w:r>
+      <w:r>
+        <w:t xml:space="preserve">and</w:t>
+      </w:r>
+      <w:r>
+        <w:t xml:space="preserve"> </w:t>
+      </w:r>
+      <w:r>
+        <w:rPr>
+          <w:rStyle w:val="VerbatimChar"/>
+        </w:rPr>
+        <w:t xml:space="preserve">CARRY:</w:t>
+      </w:r>
+      <w:r>
+        <w:t xml:space="preserve"> </w:t>
+      </w:r>
+      <w:r>
+        <w:t xml:space="preserve">lines that callers MUST parse, and every VERDICT has its own exit code (0 PASS, 1 FAIL, 2 config error, 3 UNDECLARED, 4 SKIP) so a SKIP can never be read as a PASS — the exit code alone is ambiguous by design (0 covers CARRY PASS and CARRY SKIP; 1 covers a version-id collision and a carry failure), and the informational modes</w:t>
+      </w:r>
+      <w:r>
+        <w:t xml:space="preserve"> </w:t>
+      </w:r>
+      <w:r>
+        <w:rPr>
+          <w:rStyle w:val="VerbatimChar"/>
+        </w:rPr>
+        <w:t xml:space="preserve">--help</w:t>
+      </w:r>
+      <w:r>
+        <w:t xml:space="preserve"> </w:t>
+      </w:r>
+      <w:r>
+        <w:t xml:space="preserve">/</w:t>
+      </w:r>
+      <w:r>
+        <w:t xml:space="preserve"> </w:t>
+      </w:r>
+      <w:r>
+        <w:rPr>
+          <w:rStyle w:val="VerbatimChar"/>
+        </w:rPr>
+        <w:t xml:space="preserve">--print-example-config</w:t>
+      </w:r>
+      <w:r>
+        <w:t xml:space="preserve"> </w:t>
+      </w:r>
+      <w:r>
+        <w:t xml:space="preserve">exit 0 with NO verdict line and are refused unless used alone; honest scope: it proves no in-scope deployed id is in the no-carry form, not that each deploy used the immediate successor, and it SKIPs (exit 4, never the PASS code) only for a consumer that has bound no deploy ledger — which for a consumer bound by (E.4) is a config error at the release seam, per (E.5) — or whose bound ledger has no recorded deploys yet.</w:t>
       </w:r>
     </w:p>
     <w:p>
@@ -20551,6 +21763,66 @@
           <w:rStyle w:val="VerbatimChar"/>
         </w:rPr>
         <w:t xml:space="preserve">--serialise-build-and-validate</w:t>
+      </w:r>
+      <w:r>
+        <w:t xml:space="preserve">,</w:t>
+      </w:r>
+      <w:r>
+        <w:t xml:space="preserve"> </w:t>
+      </w:r>
+      <w:r>
+        <w:rPr>
+          <w:rStyle w:val="VerbatimChar"/>
+        </w:rPr>
+        <w:t xml:space="preserve">--flash-one-device-only</w:t>
+      </w:r>
+      <w:r>
+        <w:t xml:space="preserve">,</w:t>
+      </w:r>
+      <w:r>
+        <w:t xml:space="preserve"> </w:t>
+      </w:r>
+      <w:r>
+        <w:rPr>
+          <w:rStyle w:val="VerbatimChar"/>
+        </w:rPr>
+        <w:t xml:space="preserve">--skip-live-item-verification</w:t>
+      </w:r>
+      <w:r>
+        <w:t xml:space="preserve">,</w:t>
+      </w:r>
+      <w:r>
+        <w:t xml:space="preserve"> </w:t>
+      </w:r>
+      <w:r>
+        <w:rPr>
+          <w:rStyle w:val="VerbatimChar"/>
+        </w:rPr>
+        <w:t xml:space="preserve">--zero-devices-is-pass</w:t>
+      </w:r>
+      <w:r>
+        <w:t xml:space="preserve">,</w:t>
+      </w:r>
+      <w:r>
+        <w:t xml:space="preserve"> </w:t>
+      </w:r>
+      <w:r>
+        <w:rPr>
+          <w:rStyle w:val="VerbatimChar"/>
+        </w:rPr>
+        <w:t xml:space="preserve">--hand-rolled-version-bump</w:t>
+      </w:r>
+      <w:r>
+        <w:t xml:space="preserve">,</w:t>
+      </w:r>
+      <w:r>
+        <w:t xml:space="preserve"> </w:t>
+      </w:r>
+      <w:r>
+        <w:rPr>
+          <w:rStyle w:val="VerbatimChar"/>
+        </w:rPr>
+        <w:t xml:space="preserve">--no-carry-version</w:t>
       </w:r>
       <w:r>
         <w:t xml:space="preserve">.</w:t>
@@ -25157,6 +26429,64 @@
       </w:r>
       <w:r>
         <w:t xml:space="preserve">symbolic in every one of its occurrences and states no numeric bound, no wall-clock budget, no token ceiling, and no cost ceiling. This anchor mandates a BOUND EXISTS and is DECLARED; it mandates no value. A project that enforces an invented number and attributes it to the corpus commits the §11.4.6 violation this clause prevents.</w:t>
+      </w:r>
+      <w:r>
+        <w:t xml:space="preserve"> </w:t>
+      </w:r>
+      <w:r>
+        <w:rPr>
+          <w:b/>
+          <w:bCs/>
+        </w:rPr>
+        <w:t xml:space="preserve">EXTENSION (2026-10-05):</w:t>
+      </w:r>
+      <w:r>
+        <w:t xml:space="preserve"> </w:t>
+      </w:r>
+      <w:r>
+        <w:t xml:space="preserve">where the operator mandates a ceiling on</w:t>
+      </w:r>
+      <w:r>
+        <w:t xml:space="preserve"> </w:t>
+      </w:r>
+      <w:r>
+        <w:rPr>
+          <w:rStyle w:val="VerbatimChar"/>
+        </w:rPr>
+        <w:t xml:space="preserve">N</w:t>
+      </w:r>
+      <w:r>
+        <w:t xml:space="preserve"> </w:t>
+      </w:r>
+      <w:r>
+        <w:t xml:space="preserve">for a specific, named loop, that ceiling is recorded with its own verbatim mandate in its own anchor (§11.4.276 for the independent-review loop) — this is the only form of</w:t>
+      </w:r>
+      <w:r>
+        <w:t xml:space="preserve"> </w:t>
+      </w:r>
+      <w:r>
+        <w:rPr>
+          <w:rStyle w:val="VerbatimChar"/>
+        </w:rPr>
+        <w:t xml:space="preserve">N</w:t>
+      </w:r>
+      <w:r>
+        <w:t xml:space="preserve">-bound literal this clause permits; the consumer's declared</w:t>
+      </w:r>
+      <w:r>
+        <w:t xml:space="preserve"> </w:t>
+      </w:r>
+      <w:r>
+        <w:rPr>
+          <w:rStyle w:val="VerbatimChar"/>
+        </w:rPr>
+        <w:t xml:space="preserve">N</w:t>
+      </w:r>
+      <w:r>
+        <w:t xml:space="preserve"> </w:t>
+      </w:r>
+      <w:r>
+        <w:t xml:space="preserve">within that ceiling remains consumer DATA, never the literal ceiling itself.</w:t>
       </w:r>
     </w:p>
     <w:p>
